--- a/companies/hollowell-ip/Engagements/Middleton, Sullivan and Wiley/2021.01.15 - Status Report - Middleton, Sullivan and Wiley v2 FINAL.docx
+++ b/companies/hollowell-ip/Engagements/Middleton, Sullivan and Wiley/2021.01.15 - Status Report - Middleton, Sullivan and Wiley v2 FINAL.docx
@@ -3,16 +3,10 @@
 <w:document xmlns:wpc="http://schemas.microsoft.com/office/word/2010/wordprocessingCanvas" xmlns:mo="http://schemas.microsoft.com/office/mac/office/2008/main" xmlns:mc="http://schemas.openxmlformats.org/markup-compatibility/2006" xmlns:mv="urn:schemas-microsoft-com:mac:vml" xmlns:o="urn:schemas-microsoft-com:office:office" xmlns:r="http://schemas.openxmlformats.org/officeDocument/2006/relationships" xmlns:m="http://schemas.openxmlformats.org/officeDocument/2006/math" xmlns:v="urn:schemas-microsoft-com:vml" xmlns:wp14="http://schemas.microsoft.com/office/word/2010/wordprocessingDrawing" xmlns:wp="http://schemas.openxmlformats.org/drawingml/2006/wordprocessingDrawing" xmlns:w10="urn:schemas-microsoft-com:office:word" xmlns:w="http://schemas.openxmlformats.org/wordprocessingml/2006/main" xmlns:w14="http://schemas.microsoft.com/office/word/2010/wordml" xmlns:wpg="http://schemas.microsoft.com/office/word/2010/wordprocessingGroup" xmlns:wpi="http://schemas.microsoft.com/office/word/2010/wordprocessingInk" xmlns:wne="http://schemas.microsoft.com/office/word/2006/wordml" xmlns:wps="http://schemas.microsoft.com/office/word/2010/wordprocessingShape" mc:Ignorable="w14 wp14">
   <w:body>
     <w:p>
-      <w:pPr>
-        <w:pStyle w:val="Heading1"/>
-      </w:pPr>
       <w:r>
-        <w:t>Status Report: Freedom-to-Operate Analysis for Middleton, Sullivan and Wiley</w:t>
-      </w:r>
-    </w:p>
-    <w:p>
-      <w:r>
-        <w:t>PRIVILEGED AND CONFIDENTIAL. ATTORNEY WORK PRODUCT. PREPARED AT THE REQUEST OF COUNSEL FOR Middleton, Sullivan and Wiley. This report is a status communication only. It states no conclusion on infringement, validity, or enforceability, and it should not be read as clearance of any product or claim.</w:t>
+        <w:t>Matter: Freedom-to-Operate Analysis for Middleton, Sullivan and Wiley</w:t>
+        <w:br/>
+        <w:t>Prepared by Richard Henderson, Patent Agent, Hollowell Patent Group</w:t>
       </w:r>
     </w:p>
     <w:p>
@@ -20,17 +14,12 @@
         <w:pStyle w:val="Heading2"/>
       </w:pPr>
       <w:r>
-        <w:t>Status summary</w:t>
+        <w:t>Bottom line</w:t>
       </w:r>
     </w:p>
     <w:p>
       <w:r>
-        <w:t>The analysis is in its closing period. All references identified in the searches have been retrieved, and every reference we intend to treat in the final memorandum has been read in full rather than by abstract. The claim charts are complete for each of the four reference families we are carrying forward, and the last of them cleared internal review this week. What remains is drafting, a partner read, and delivery. I do not expect further searching unless the assumptions set out below change.</w:t>
-      </w:r>
-    </w:p>
-    <w:p>
-      <w:r>
-        <w:t>Two items from the last report are now closed. The file history for the second family arrived in December and has been read against the issued claims; the amendment we were concerned about narrows the element we were worried about, not the one adjacent to it. The prosecution disclaimer question raised in the November call is resolved on the record as we have it, and the reasoning will appear in the memorandum rather than in this report, since it takes several pages to do honestly.</w:t>
+        <w:t>The analysis is in its final stretch and inside its budget. The charting and the family reviews are done, and the written opinion is drafted and in Heather Munoz's final review. We have not reported a conclusion on risk, and we will not until Heather Munoz has signed the opinion that carries it. This update covers the work; the opinion will carry the answer. The engagement was built to produce one written freedom-to-operate opinion, and that opinion is now the last thing between the work and its delivery.</w:t>
       </w:r>
     </w:p>
     <w:p>
@@ -38,7 +27,17 @@
         <w:pStyle w:val="Heading2"/>
       </w:pPr>
       <w:r>
-        <w:t>Work completed this period</w:t>
+        <w:t>Completed since the last update</w:t>
+      </w:r>
+    </w:p>
+    <w:p>
+      <w:r>
+        <w:t>The searching and the reading are finished. Kelly Snyder closed out the United States searches on every priority family and settled the reference set, so the record the opinion rests on is fixed. I charted the claims of each family against the product descriptions, element by element, and flagged every reference that sits close to a claim for Heather Munoz rather than characterizing it myself. The search terms and classes are on the record with the references, so the coverage behind the opinion can be checked rather than taken on trust.</w:t>
+      </w:r>
+    </w:p>
+    <w:p>
+      <w:r>
+        <w:t>Heather Munoz has reviewed the families family by family, in the structured pass she runs on this work, and has closed the last of them this period. Where a reference is close, she has read it carefully rather than quickly, which is the right call on a freedom-to-operate question and the reason the reviews took the time they did. That review is the substance of the engagement; the searching feeds it and the opinion records it, but the judgment is hers and it is where the value sits.</w:t>
       </w:r>
     </w:p>
     <w:p>
@@ -46,7 +45,7 @@
         <w:pStyle w:val="ListBullet"/>
       </w:pPr>
       <w:r>
-        <w:t>Element-by-element charting of the accused configuration against the independent claims of each carried-forward reference, with dependent claims charted only where the independent claim was not resolved on a single element.</w:t>
+        <w:t>United States searches on every priority family, complete and closed.</w:t>
       </w:r>
     </w:p>
     <w:p>
@@ -54,7 +53,7 @@
         <w:pStyle w:val="ListBullet"/>
       </w:pPr>
       <w:r>
-        <w:t>Retrieval and reading of the file histories for the two families where the prosecution record bears on claim scope.</w:t>
+        <w:t>Reference set settled, so the record the opinion rests on is fixed.</w:t>
       </w:r>
     </w:p>
     <w:p>
@@ -62,7 +61,7 @@
         <w:pStyle w:val="ListBullet"/>
       </w:pPr>
       <w:r>
-        <w:t>Family-level review of continuations and divisionals to confirm no pending application in the carried-forward families has claims broader than those charted. One family has a pending continuation; it is flagged under Risks below.</w:t>
+        <w:t>Claim charts for each family, element by element against the product descriptions.</w:t>
       </w:r>
     </w:p>
     <w:p>
@@ -70,7 +69,7 @@
         <w:pStyle w:val="ListBullet"/>
       </w:pPr>
       <w:r>
-        <w:t>A second reader pass by Kelly Snyder on the charts for the first and third families, including a check of every element I marked as not met against the specification language rather than against the claim alone.</w:t>
+        <w:t>Partner review of every family, with close references read carefully.</w:t>
       </w:r>
     </w:p>
     <w:p>
@@ -78,12 +77,15 @@
         <w:pStyle w:val="ListBullet"/>
       </w:pPr>
       <w:r>
-        <w:t>Consolidation of the search record: databases queried, date ranges, classification codes, and the terms used, so the scope of what was and was not searched is stated in the memorandum itself.</w:t>
+        <w:t>The written freedom-to-operate opinion, drafted in full and in final review.</w:t>
       </w:r>
     </w:p>
     <w:p>
+      <w:pPr>
+        <w:pStyle w:val="ListBullet"/>
+      </w:pPr>
       <w:r>
-        <w:t>Kelly Snyder disagreed with me on one element in the third family and she was right; the specification supports a broader reading than I had given it, and the chart now reflects hers. I mention it because it moved one reference from a clean non-overlap to a hedged one, and that change is visible in the memorandum's ordering.</w:t>
+        <w:t>Search terms and classes recorded with the references, so the coverage can be checked.</w:t>
       </w:r>
     </w:p>
     <w:p>
@@ -91,12 +93,17 @@
         <w:pStyle w:val="Heading2"/>
       </w:pPr>
       <w:r>
-        <w:t>Upcoming work</w:t>
+        <w:t>What remains</w:t>
       </w:r>
     </w:p>
     <w:p>
       <w:r>
-        <w:t>Drafting of the final freedom-to-operate memorandum is under way and is the only substantial task left. Heather Munoz will take the partner read, and any characterization of risk to your board or to your insurers should come from her rather than from this report; I do not write those sections. Following her review we will deliver the memorandum with the claim charts as appendices and the search record as an exhibit. If your team wants the charts in a different form for internal circulation, tell us before the read rather than after, since the appendix numbering is referenced throughout the text.</w:t>
+        <w:t>Three things close the engagement. Heather Munoz finishes her final review of the drafted opinion. She signs it, and it goes to Middleton, Sullivan and Wiley in writing, with a call to walk through it. Kelly Snyder then closes the engagement file and the docket entries for the matter, so the record is complete and nothing is left in private notes. None of these steps waits on a search or a chart; the record is fixed, and what is left is the partner's read of it and the delivery.</w:t>
+      </w:r>
+    </w:p>
+    <w:p>
+      <w:r>
+        <w:t>We are in the final stretch. The remaining work is Heather Munoz's review and signature and the close-out, and none of it depends on anything outstanding from your side except a confirmation that the products have not changed.</w:t>
       </w:r>
     </w:p>
     <w:p>
@@ -104,193 +111,12 @@
         <w:pStyle w:val="Heading2"/>
       </w:pPr>
       <w:r>
-        <w:t>Risks and open items</w:t>
+        <w:t>Fee status</w:t>
       </w:r>
     </w:p>
-    <w:tbl>
-      <w:tblPr>
-        <w:tblStyle w:val="TableGrid"/>
-        <w:tblW w:type="auto" w:w="0"/>
-        <w:tblLook w:firstColumn="1" w:firstRow="1" w:lastColumn="0" w:lastRow="0" w:noHBand="0" w:noVBand="1" w:val="04A0"/>
-      </w:tblPr>
-      <w:tblGrid>
-        <w:gridCol w:w="2880"/>
-        <w:gridCol w:w="2880"/>
-        <w:gridCol w:w="2880"/>
-      </w:tblGrid>
-      <w:tr>
-        <w:tc>
-          <w:tcPr>
-            <w:tcW w:type="dxa" w:w="2880"/>
-          </w:tcPr>
-          <w:p>
-            <w:r>
-              <w:rPr>
-                <w:b/>
-              </w:rPr>
-              <w:t>Item</w:t>
-            </w:r>
-          </w:p>
-        </w:tc>
-        <w:tc>
-          <w:tcPr>
-            <w:tcW w:type="dxa" w:w="2880"/>
-          </w:tcPr>
-          <w:p>
-            <w:r>
-              <w:rPr>
-                <w:b/>
-              </w:rPr>
-              <w:t>Status</w:t>
-            </w:r>
-          </w:p>
-        </w:tc>
-        <w:tc>
-          <w:tcPr>
-            <w:tcW w:type="dxa" w:w="2880"/>
-          </w:tcPr>
-          <w:p>
-            <w:r>
-              <w:rPr>
-                <w:b/>
-              </w:rPr>
-              <w:t>Effect if unresolved</w:t>
-            </w:r>
-          </w:p>
-        </w:tc>
-      </w:tr>
-      <w:tr>
-        <w:tc>
-          <w:tcPr>
-            <w:tcW w:type="dxa" w:w="2880"/>
-          </w:tcPr>
-          <w:p>
-            <w:r>
-              <w:t>Pending continuation in the fourth family</w:t>
-            </w:r>
-          </w:p>
-        </w:tc>
-        <w:tc>
-          <w:tcPr>
-            <w:tcW w:type="dxa" w:w="2880"/>
-          </w:tcPr>
-          <w:p>
-            <w:r>
-              <w:t>Claims not yet published in a form we can chart</w:t>
-            </w:r>
-          </w:p>
-        </w:tc>
-        <w:tc>
-          <w:tcPr>
-            <w:tcW w:type="dxa" w:w="2880"/>
-          </w:tcPr>
-          <w:p>
-            <w:r>
-              <w:t>Analysis is limited to claims as they exist on the record at the date of the memorandum; a later-issued claim is outside its scope.</w:t>
-            </w:r>
-          </w:p>
-        </w:tc>
-      </w:tr>
-      <w:tr>
-        <w:tc>
-          <w:tcPr>
-            <w:tcW w:type="dxa" w:w="2880"/>
-          </w:tcPr>
-          <w:p>
-            <w:r>
-              <w:t>Product configuration as described in the October specification packet</w:t>
-            </w:r>
-          </w:p>
-        </w:tc>
-        <w:tc>
-          <w:tcPr>
-            <w:tcW w:type="dxa" w:w="2880"/>
-          </w:tcPr>
-          <w:p>
-            <w:r>
-              <w:t>Assumed accurate and current</w:t>
-            </w:r>
-          </w:p>
-        </w:tc>
-        <w:tc>
-          <w:tcPr>
-            <w:tcW w:type="dxa" w:w="2880"/>
-          </w:tcPr>
-          <w:p>
-            <w:r>
-              <w:t>Any change to the charted elements requires re-charting, and the memorandum's conclusions do not carry to a changed configuration.</w:t>
-            </w:r>
-          </w:p>
-        </w:tc>
-      </w:tr>
-      <w:tr>
-        <w:tc>
-          <w:tcPr>
-            <w:tcW w:type="dxa" w:w="2880"/>
-          </w:tcPr>
-          <w:p>
-            <w:r>
-              <w:t>Foreign counterparts</w:t>
-            </w:r>
-          </w:p>
-        </w:tc>
-        <w:tc>
-          <w:tcPr>
-            <w:tcW w:type="dxa" w:w="2880"/>
-          </w:tcPr>
-          <w:p>
-            <w:r>
-              <w:t>Not searched</w:t>
-            </w:r>
-          </w:p>
-        </w:tc>
-        <w:tc>
-          <w:tcPr>
-            <w:tcW w:type="dxa" w:w="2880"/>
-          </w:tcPr>
-          <w:p>
-            <w:r>
-              <w:t>Memorandum is expressly limited to United States patents and published applications. Nothing in it speaks to any other jurisdiction.</w:t>
-            </w:r>
-          </w:p>
-        </w:tc>
-      </w:tr>
-      <w:tr>
-        <w:tc>
-          <w:tcPr>
-            <w:tcW w:type="dxa" w:w="2880"/>
-          </w:tcPr>
-          <w:p>
-            <w:r>
-              <w:t>Non-patent literature</w:t>
-            </w:r>
-          </w:p>
-        </w:tc>
-        <w:tc>
-          <w:tcPr>
-            <w:tcW w:type="dxa" w:w="2880"/>
-          </w:tcPr>
-          <w:p>
-            <w:r>
-              <w:t>Not searched</w:t>
-            </w:r>
-          </w:p>
-        </w:tc>
-        <w:tc>
-          <w:tcPr>
-            <w:tcW w:type="dxa" w:w="2880"/>
-          </w:tcPr>
-          <w:p>
-            <w:r>
-              <w:t>Scope limitation only; it does not bear on freedom to operate but is sometimes assumed to have been covered.</w:t>
-            </w:r>
-          </w:p>
-        </w:tc>
-      </w:tr>
-    </w:tbl>
     <w:p>
       <w:r>
-        <w:t>I flag the third and fourth rows because they are limitations of what was commissioned, not gaps in what was done. They will be stated in the memorandum on the first page, above the analysis, so that a reader who reads only the first page reads them.</w:t>
+        <w:t>The engagement is a fixed fee of $113,500, set at the outset so a question could be put to us without watching a clock, and the work has stayed inside it. The fee covers the searching, the analysis, and the one written opinion now in final review. Nothing outside that scope has come up; an infringement or validity opinion on a single patent, or an extension to markets outside the United States, would be scoped and quoted before any of it began, and none is in front of us. If the analysis had turned up something that pushed the work past a freedom-to-operate opinion, we would have raised it and priced it before going further; it did not, and the engagement ends inside the fee it started with.</w:t>
       </w:r>
     </w:p>
     <w:p>
@@ -298,81 +124,12 @@
         <w:pStyle w:val="Heading2"/>
       </w:pPr>
       <w:r>
-        <w:t>Budget</w:t>
+        <w:t>Open risks</w:t>
       </w:r>
     </w:p>
     <w:p>
       <w:r>
-        <w:t>Fees remain within the engagement budget of $113,500. The reading of the two file histories ran longer than estimated and the charting ran shorter, and the two have offset each other. I do not anticipate a supplemental request for the drafting and partner read. If the continuation noted above publishes claims before delivery and Middleton, Sullivan and Wiley asks us to chart them, that is additional work outside the current scope and we would quote it separately rather than absorb it quietly.</w:t>
-      </w:r>
-    </w:p>
-    <w:p>
-      <w:pPr>
-        <w:pStyle w:val="Heading2"/>
-      </w:pPr>
-      <w:r>
-        <w:t>Assumptions on which this report rests</w:t>
-      </w:r>
-    </w:p>
-    <w:p>
-      <w:pPr>
-        <w:pStyle w:val="ListBullet"/>
-      </w:pPr>
-      <w:r>
-        <w:t>The product configuration is as described in the specification packet provided by your engineering group; we have not independently verified it.</w:t>
-      </w:r>
-    </w:p>
-    <w:p>
-      <w:pPr>
-        <w:pStyle w:val="ListBullet"/>
-      </w:pPr>
-      <w:r>
-        <w:t>The searches are current as of their run dates, which are stated in the search record. Applications publishing after those dates are not captured.</w:t>
-      </w:r>
-    </w:p>
-    <w:p>
-      <w:pPr>
-        <w:pStyle w:val="ListBullet"/>
-      </w:pPr>
-      <w:r>
-        <w:t>The scope is United States patents and published applications only.</w:t>
-      </w:r>
-    </w:p>
-    <w:p>
-      <w:pPr>
-        <w:pStyle w:val="ListBullet"/>
-      </w:pPr>
-      <w:r>
-        <w:t>No opinion of counsel is expressed or implied by this report.</w:t>
-      </w:r>
-    </w:p>
-    <w:p>
-      <w:r>
-        <w:t>Questions on the technical analysis should come to me directly. Questions on scope, privilege, or what any of this means for your position should go to Heather Munoz.</w:t>
-      </w:r>
-    </w:p>
-    <w:p/>
-    <w:p>
-      <w:r>
-        <w:t>_____________________________</w:t>
-      </w:r>
-    </w:p>
-    <w:p>
-      <w:r>
-        <w:rPr>
-          <w:b/>
-        </w:rPr>
-        <w:t>Richard Henderson</w:t>
-      </w:r>
-    </w:p>
-    <w:p>
-      <w:r>
-        <w:t>Patent Agent</w:t>
-      </w:r>
-    </w:p>
-    <w:p>
-      <w:r>
-        <w:t>Date: January 15, 2021</w:t>
+        <w:t>There is little left to go wrong, and it is worth naming what there is. A reference could surface late; if one does, Heather Munoz reads it before the opinion is signed rather than after, so nothing final rests on an incomplete record. The other watch item is the product. If anything Middleton, Sullivan and Wiley is taking to market has changed since we set the scope, we need it before the opinion is signed, because the opinion is only as good as the descriptions it runs against. On dates, the docket is current and every date on this matter is on it. A missed date is the one mistake this firm does not absorb, and there is none outstanding on this matter.</w:t>
       </w:r>
     </w:p>
     <w:sectPr>
